--- a/Week03-WordOffice/Homework/Martine.docx
+++ b/Week03-WordOffice/Homework/Martine.docx
@@ -1297,250 +1297,29 @@
         <w:t xml:space="preserve"> </w:t>
       </w:r>
       <w:r>
-        <w:t> </w:t>
+        <w:t>Giving the gift of confidence</w:t>
       </w:r>
       <w:r>
-        <w:rPr>
-          <w:noProof/>
-        </w:rPr>
-        <mc:AlternateContent>
-          <mc:Choice Requires="wpg">
-            <w:drawing>
-              <wp:inline distT="0" distB="0" distL="0" distR="0" wp14:anchorId="38777F06" wp14:editId="7197BA6E">
-                <wp:extent cx="5943600" cy="4339590"/>
-                <wp:effectExtent l="0" t="0" r="0" b="3810"/>
-                <wp:docPr id="739029916" name="Group 11"/>
-                <wp:cNvGraphicFramePr/>
-                <a:graphic xmlns:a="http://schemas.openxmlformats.org/drawingml/2006/main">
-                  <a:graphicData uri="http://schemas.microsoft.com/office/word/2010/wordprocessingGroup">
-                    <wpg:wgp>
-                      <wpg:cNvGrpSpPr/>
-                      <wpg:grpSpPr>
-                        <a:xfrm>
-                          <a:off x="0" y="0"/>
-                          <a:ext cx="5943600" cy="4339590"/>
-                          <a:chOff x="0" y="0"/>
-                          <a:chExt cx="5943600" cy="4339590"/>
-                        </a:xfrm>
-                      </wpg:grpSpPr>
-                      <pic:pic xmlns:pic="http://schemas.openxmlformats.org/drawingml/2006/picture">
-                        <pic:nvPicPr>
-                          <pic:cNvPr id="1854590298" name="Picture 9"/>
-                          <pic:cNvPicPr>
-                            <a:picLocks noChangeAspect="1"/>
-                          </pic:cNvPicPr>
-                        </pic:nvPicPr>
-                        <pic:blipFill>
-                          <a:blip r:embed="rId11">
-                            <a:extLst>
-                              <a:ext uri="{28A0092B-C50C-407E-A947-70E740481C1C}">
-                                <a14:useLocalDpi xmlns:a14="http://schemas.microsoft.com/office/drawing/2010/main" val="0"/>
-                              </a:ext>
-                              <a:ext uri="{837473B0-CC2E-450A-ABE3-18F120FF3D39}">
-                                <a1611:picAttrSrcUrl xmlns:a1611="http://schemas.microsoft.com/office/drawing/2016/11/main" r:id="rId12"/>
-                              </a:ext>
-                            </a:extLst>
-                          </a:blip>
-                          <a:stretch>
-                            <a:fillRect/>
-                          </a:stretch>
-                        </pic:blipFill>
-                        <pic:spPr>
-                          <a:xfrm>
-                            <a:off x="0" y="0"/>
-                            <a:ext cx="5943600" cy="3964305"/>
-                          </a:xfrm>
-                          <a:prstGeom prst="rect">
-                            <a:avLst/>
-                          </a:prstGeom>
-                        </pic:spPr>
-                      </pic:pic>
-                      <wps:wsp>
-                        <wps:cNvPr id="1082472808" name="Text Box 10"/>
-                        <wps:cNvSpPr txBox="1"/>
-                        <wps:spPr>
-                          <a:xfrm>
-                            <a:off x="0" y="3964305"/>
-                            <a:ext cx="5943600" cy="375285"/>
-                          </a:xfrm>
-                          <a:prstGeom prst="rect">
-                            <a:avLst/>
-                          </a:prstGeom>
-                          <a:solidFill>
-                            <a:prstClr val="white"/>
-                          </a:solidFill>
-                          <a:ln>
-                            <a:noFill/>
-                          </a:ln>
-                        </wps:spPr>
-                        <wps:txbx>
-                          <w:txbxContent>
-                            <w:p>
-                              <w:pPr>
-                                <w:rPr>
-                                  <w:sz w:val="18"/>
-                                  <w:szCs w:val="18"/>
-                                </w:rPr>
-                              </w:pPr>
-                              <w:hyperlink r:id="rId13" w:history="1">
-                                <w:r>
-                                  <w:rPr>
-                                    <w:rStyle w:val="Hyperlink"/>
-                                    <w:sz w:val="18"/>
-                                    <w:szCs w:val="18"/>
-                                  </w:rPr>
-                                  <w:t>This Photo</w:t>
-                                </w:r>
-                              </w:hyperlink>
-                              <w:r>
-                                <w:rPr>
-                                  <w:sz w:val="18"/>
-                                  <w:szCs w:val="18"/>
-                                </w:rPr>
-                                <w:t xml:space="preserve"> by Unknown Author is licensed under </w:t>
-                              </w:r>
-                              <w:hyperlink r:id="rId14" w:history="1">
-                                <w:r>
-                                  <w:rPr>
-                                    <w:rStyle w:val="Hyperlink"/>
-                                    <w:sz w:val="18"/>
-                                    <w:szCs w:val="18"/>
-                                  </w:rPr>
-                                  <w:t>CC BY-NC-ND</w:t>
-                                </w:r>
-                              </w:hyperlink>
-                            </w:p>
-                          </w:txbxContent>
-                        </wps:txbx>
-                        <wps:bodyPr rot="0" spcFirstLastPara="0" vertOverflow="overflow" horzOverflow="overflow" vert="horz" wrap="square" lIns="91440" tIns="45720" rIns="91440" bIns="45720" numCol="1" spcCol="0" rtlCol="0" fromWordArt="0" anchor="t" anchorCtr="0" forceAA="0" compatLnSpc="1">
-                          <a:prstTxWarp prst="textNoShape">
-                            <a:avLst/>
-                          </a:prstTxWarp>
-                          <a:spAutoFit/>
-                        </wps:bodyPr>
-                      </wps:wsp>
-                    </wpg:wgp>
-                  </a:graphicData>
-                </a:graphic>
-              </wp:inline>
-            </w:drawing>
-          </mc:Choice>
-          <mc:Fallback>
-            <w:pict>
-              <v:group w14:anchorId="38777F06" id="Group 11" o:spid="_x0000_s1026" style="width:468pt;height:341.7pt;mso-position-horizontal-relative:char;mso-position-vertical-relative:line" coordsize="59436,43395" o:gfxdata="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">
-                <v:shapetype id="_x0000_t75" coordsize="21600,21600" o:spt="75" o:preferrelative="t" path="m@4@5l@4@11@9@11@9@5xe" filled="f" stroked="f">
-                  <v:stroke joinstyle="miter"/>
-                  <v:formulas>
-                    <v:f eqn="if lineDrawn pixelLineWidth 0"/>
-                    <v:f eqn="sum @0 1 0"/>
-                    <v:f eqn="sum 0 0 @1"/>
-                    <v:f eqn="prod @2 1 2"/>
-                    <v:f eqn="prod @3 21600 pixelWidth"/>
-                    <v:f eqn="prod @3 21600 pixelHeight"/>
-                    <v:f eqn="sum @0 0 1"/>
-                    <v:f eqn="prod @6 1 2"/>
-                    <v:f eqn="prod @7 21600 pixelWidth"/>
-                    <v:f eqn="sum @8 21600 0"/>
-                    <v:f eqn="prod @7 21600 pixelHeight"/>
-                    <v:f eqn="sum @10 21600 0"/>
-                  </v:formulas>
-                  <v:path o:extrusionok="f" gradientshapeok="t" o:connecttype="rect"/>
-                  <o:lock v:ext="edit" aspectratio="t"/>
-                </v:shapetype>
-                <v:shape id="Picture 9" o:spid="_x0000_s1027" type="#_x0000_t75" style="position:absolute;width:59436;height:39643;visibility:visible;mso-wrap-style:square" o:gfxdata="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">
-                  <v:imagedata r:id="rId15" o:title=""/>
-                </v:shape>
-                <v:shapetype id="_x0000_t202" coordsize="21600,21600" o:spt="202" path="m,l,21600r21600,l21600,xe">
-                  <v:stroke joinstyle="miter"/>
-                  <v:path gradientshapeok="t" o:connecttype="rect"/>
-                </v:shapetype>
-                <v:shape id="Text Box 10" o:spid="_x0000_s1028" type="#_x0000_t202" style="position:absolute;top:39643;width:59436;height:3752;visibility:visible;mso-wrap-style:square;v-text-anchor:top" o:gfxdata="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" stroked="f">
-                  <v:textbox style="mso-fit-shape-to-text:t">
-                    <w:txbxContent>
-                      <w:p>
-                        <w:pPr>
-                          <w:rPr>
-                            <w:sz w:val="18"/>
-                            <w:szCs w:val="18"/>
-                          </w:rPr>
-                        </w:pPr>
-                        <w:hyperlink r:id="rId16" w:history="1">
-                          <w:r>
-                            <w:rPr>
-                              <w:rStyle w:val="Hyperlink"/>
-                              <w:sz w:val="18"/>
-                              <w:szCs w:val="18"/>
-                            </w:rPr>
-                            <w:t>This Photo</w:t>
-                          </w:r>
-                        </w:hyperlink>
-                        <w:r>
-                          <w:rPr>
-                            <w:sz w:val="18"/>
-                            <w:szCs w:val="18"/>
-                          </w:rPr>
-                          <w:t xml:space="preserve"> by Unknown Author is licensed under </w:t>
-                        </w:r>
-                        <w:hyperlink r:id="rId17" w:history="1">
-                          <w:r>
-                            <w:rPr>
-                              <w:rStyle w:val="Hyperlink"/>
-                              <w:sz w:val="18"/>
-                              <w:szCs w:val="18"/>
-                            </w:rPr>
-                            <w:t>CC BY-NC-ND</w:t>
-                          </w:r>
-                        </w:hyperlink>
-                      </w:p>
-                    </w:txbxContent>
-                  </v:textbox>
-                </v:shape>
-                <w10:anchorlock/>
-              </v:group>
-            </w:pict>
-          </mc:Fallback>
-        </mc:AlternateContent>
+        <w:t xml:space="preserve">: </w:t>
+      </w:r>
+      <w:r>
+        <w:t>Amina Moham</w:t>
+      </w:r>
+      <w:r>
+        <w:t>ad</w:t>
       </w:r>
     </w:p>
     <w:p>
       <w:pPr>
         <w:pStyle w:val="Body"/>
       </w:pPr>
-      <w:r>
-        <w:br/>
-      </w:r>
-      <w:r>
-        <w:br/>
-      </w:r>
-      <w:r>
-        <w:br/>
-      </w:r>
-      <w:r>
-        <w:br/>
-      </w:r>
     </w:p>
     <w:p>
       <w:pPr>
         <w:pStyle w:val="Body"/>
       </w:pPr>
       <w:r>
-        <w:t>Giving the gift of confidence  </w:t>
-      </w:r>
-    </w:p>
-    <w:p>
-      <w:pPr>
-        <w:pStyle w:val="Body"/>
-      </w:pPr>
-      <w:r>
-        <w:t>By: Martine A. Thomas, Program Manager  </w:t>
-      </w:r>
-    </w:p>
-    <w:p>
-      <w:pPr>
-        <w:pStyle w:val="Body"/>
-      </w:pPr>
-      <w:r>
-        <w:t>Amina Moham</w:t>
+        <w:t>By Martine Thomas</w:t>
       </w:r>
       <w:r>
         <w:br/>
@@ -1562,7 +1341,6 @@
         <w:pStyle w:val="Body"/>
       </w:pPr>
       <w:r>
-        <w:lastRenderedPageBreak/>
         <w:t>Amina begins to answer but her words are knotted in frus tration. She places her fingers on her temple and shakes  her head. Thirteen years ago, her husband handled tasks  </w:t>
       </w:r>
     </w:p>
@@ -1635,6 +1413,10 @@
         <w:pStyle w:val="Body"/>
       </w:pPr>
       <w:r>
+        <w:rPr>
+          <w:noProof/>
+        </w:rPr>
+        <w:lastRenderedPageBreak/>
         <w:drawing>
           <wp:inline distT="0" distB="0" distL="0" distR="0" wp14:anchorId="2EAA65ED" wp14:editId="2510E271">
             <wp:extent cx="1619250" cy="752475"/>
@@ -1653,7 +1435,7 @@
                     </pic:cNvPicPr>
                   </pic:nvPicPr>
                   <pic:blipFill>
-                    <a:blip r:embed="rId18">
+                    <a:blip r:embed="rId11">
                       <a:extLst>
                         <a:ext uri="{28A0092B-C50C-407E-A947-70E740481C1C}">
                           <a14:useLocalDpi xmlns:a14="http://schemas.microsoft.com/office/drawing/2010/main" val="0"/>
@@ -1722,7 +1504,6 @@
         <w:pStyle w:val="Body"/>
       </w:pPr>
       <w:r>
-        <w:lastRenderedPageBreak/>
         <w:t>Selma, who has been a tutor with English At Large for  almost two years, says, “ I am not going to make Amina  an English scholar because that is not her goal.” Selma  says, Amina’s goal is to be independent enough to ask her  doctor questions, to order from a menu or to make sure  Amina is being charged the right amount when she’s at the  cash register.  </w:t>
       </w:r>
     </w:p>
@@ -4590,6 +4371,7 @@
   <w:style w:type="character" w:default="1" w:styleId="DefaultParagraphFont">
     <w:name w:val="Default Paragraph Font"/>
     <w:uiPriority w:val="1"/>
+    <w:semiHidden/>
     <w:unhideWhenUsed/>
   </w:style>
   <w:style w:type="table" w:default="1" w:styleId="TableNormal">
